--- a/01-artefactos-de-gestao/01.03-reunioes-de-grupo/01.03.02-reunioes-de-backlog-refinement/01.03.02.02-atas/m2-s02-backlog-refinement-ata-v01.docx
+++ b/01-artefactos-de-gestao/01.03-reunioes-de-grupo/01.03.02-reunioes-de-backlog-refinement/01.03.02.02-atas/m2-s02-backlog-refinement-ata-v01.docx
@@ -1003,7 +1003,7 @@
               <w:br/>
               <w:t xml:space="preserve">Microsoft Teams — </w:t>
             </w:r>
-            <w:hyperlink r:id="rId10" w:tooltip="Meeting join" w:history="1">
+            <w:hyperlink r:id="rId11" w:tooltip="Meeting join" w:history="1">
               <w:r>
                 <w:rPr>
                   <w:rStyle w:val="Hyperlink"/>
@@ -2241,6 +2241,7 @@
           <w:color w:val="0E4F50"/>
           <w:sz w:val="26"/>
         </w:rPr>
+        <w:lastRenderedPageBreak/>
         <w:t>3. Abertura e ordem de trabalhos</w:t>
       </w:r>
     </w:p>
@@ -6805,6 +6806,7 @@
                 <w:rFonts w:ascii="Porto Sans" w:hAnsi="Porto Sans"/>
                 <w:sz w:val="14"/>
               </w:rPr>
+              <w:lastRenderedPageBreak/>
               <w:t>2</w:t>
             </w:r>
           </w:p>
@@ -8316,7 +8318,7 @@
       </w:pPr>
     </w:p>
     <w:sectPr>
-      <w:footerReference w:type="default" r:id="rId11"/>
+      <w:footerReference w:type="default" r:id="rId12"/>
       <w:pgSz w:w="11906" w:h="16838"/>
       <w:pgMar w:top="709" w:right="850" w:bottom="765" w:left="850" w:header="397" w:footer="397" w:gutter="0"/>
       <w:cols w:space="720"/>
@@ -8574,7 +8576,7 @@
   <w:abstractNum w:abstractNumId="7" w15:restartNumberingAfterBreak="0">
     <w:nsid w:val="FFFFFF88"/>
     <w:multiLevelType w:val="singleLevel"/>
-    <w:tmpl w:val="812CEB2A"/>
+    <w:tmpl w:val="D0A62B40"/>
     <w:lvl w:ilvl="0">
       <w:start w:val="1"/>
       <w:numFmt w:val="decimal"/>
@@ -8583,9 +8585,9 @@
       <w:lvlJc w:val="left"/>
       <w:pPr>
         <w:tabs>
-          <w:tab w:val="num" w:pos="360"/>
+          <w:tab w:val="num" w:pos="786"/>
         </w:tabs>
-        <w:ind w:left="360" w:hanging="360"/>
+        <w:ind w:left="786" w:hanging="360"/>
       </w:pPr>
     </w:lvl>
   </w:abstractNum>
@@ -8625,19 +8627,16 @@
   <w:num w:numId="5" w16cid:durableId="1628513421">
     <w:abstractNumId w:val="8"/>
   </w:num>
-  <w:num w:numId="6" w16cid:durableId="2077892564">
+  <w:num w:numId="6" w16cid:durableId="347101092">
+    <w:abstractNumId w:val="6"/>
+  </w:num>
+  <w:num w:numId="7" w16cid:durableId="393510190">
+    <w:abstractNumId w:val="1"/>
+  </w:num>
+  <w:num w:numId="8" w16cid:durableId="52508990">
     <w:abstractNumId w:val="7"/>
   </w:num>
-  <w:num w:numId="7" w16cid:durableId="347101092">
-    <w:abstractNumId w:val="6"/>
-  </w:num>
-  <w:num w:numId="8" w16cid:durableId="393510190">
-    <w:abstractNumId w:val="1"/>
-  </w:num>
-  <w:num w:numId="9" w16cid:durableId="52508990">
-    <w:abstractNumId w:val="7"/>
-  </w:num>
-  <w:num w:numId="10" w16cid:durableId="800422551">
+  <w:num w:numId="9" w16cid:durableId="800422551">
     <w:abstractNumId w:val="4"/>
   </w:num>
 </w:numbering>
@@ -9581,7 +9580,7 @@
     <w:rsid w:val="00326F90"/>
     <w:pPr>
       <w:numPr>
-        <w:numId w:val="7"/>
+        <w:numId w:val="6"/>
       </w:numPr>
       <w:contextualSpacing/>
     </w:pPr>
@@ -9607,7 +9606,7 @@
     <w:rsid w:val="00326F90"/>
     <w:pPr>
       <w:numPr>
-        <w:numId w:val="9"/>
+        <w:numId w:val="8"/>
       </w:numPr>
       <w:ind w:left="369" w:hanging="198"/>
       <w:contextualSpacing/>
@@ -20380,9 +20379,34 @@
 </file>
 
 <file path=customXml/item1.xml><?xml version="1.0" encoding="utf-8"?>
-<ct:contentTypeSchema xmlns:ct="http://schemas.microsoft.com/office/2006/metadata/contentType" xmlns:ma="http://schemas.microsoft.com/office/2006/metadata/properties/metaAttributes" ct:_="" ma:_="" ma:contentTypeName="Document" ma:contentTypeID="0x010100293B981485C9E24DAE651C97D9FBC267" ma:contentTypeVersion="3" ma:contentTypeDescription="Create a new document." ma:contentTypeScope="" ma:versionID="81e1889baf096e0f1fabc7e628f510b3">
-  <xsd:schema xmlns:xsd="http://www.w3.org/2001/XMLSchema" xmlns:xs="http://www.w3.org/2001/XMLSchema" xmlns:p="http://schemas.microsoft.com/office/2006/metadata/properties" xmlns:ns2="32f33a6e-f018-4796-a6d6-b8c30f0661e9" targetNamespace="http://schemas.microsoft.com/office/2006/metadata/properties" ma:root="true" ma:fieldsID="4b8b816b6954550eb9ea5c593f5cc868" ns2:_="">
+<b:Sources xmlns:b="http://schemas.openxmlformats.org/officeDocument/2006/bibliography" xmlns="http://schemas.openxmlformats.org/officeDocument/2006/bibliography" SelectedStyle="/APA.XSL" StyleName="APA"/>
+</file>
+
+<file path=customXml/item2.xml><?xml version="1.0" encoding="utf-8"?>
+<?mso-contentType ?>
+<FormTemplates xmlns="http://schemas.microsoft.com/sharepoint/v3/contenttype/forms">
+  <Display>DocumentLibraryForm</Display>
+  <Edit>DocumentLibraryForm</Edit>
+  <New>DocumentLibraryForm</New>
+</FormTemplates>
+</file>
+
+<file path=customXml/item3.xml><?xml version="1.0" encoding="utf-8"?>
+<p:properties xmlns:p="http://schemas.microsoft.com/office/2006/metadata/properties" xmlns:xsi="http://www.w3.org/2001/XMLSchema-instance" xmlns:pc="http://schemas.microsoft.com/office/infopath/2007/PartnerControls">
+  <documentManagement>
+    <TaxCatchAll xmlns="59ec22bb-74c1-4c3c-af96-122e757b18d2" xsi:nil="true"/>
+    <lcf76f155ced4ddcb4097134ff3c332f xmlns="32f33a6e-f018-4796-a6d6-b8c30f0661e9">
+      <Terms xmlns="http://schemas.microsoft.com/office/infopath/2007/PartnerControls"/>
+    </lcf76f155ced4ddcb4097134ff3c332f>
+  </documentManagement>
+</p:properties>
+</file>
+
+<file path=customXml/item4.xml><?xml version="1.0" encoding="utf-8"?>
+<ct:contentTypeSchema xmlns:ct="http://schemas.microsoft.com/office/2006/metadata/contentType" xmlns:ma="http://schemas.microsoft.com/office/2006/metadata/properties/metaAttributes" ct:_="" ma:_="" ma:contentTypeName="Documento" ma:contentTypeID="0x010100293B981485C9E24DAE651C97D9FBC267" ma:contentTypeVersion="9" ma:contentTypeDescription="Criar um novo documento." ma:contentTypeScope="" ma:versionID="67106ac685bde41cc0caab8279921af5">
+  <xsd:schema xmlns:xsd="http://www.w3.org/2001/XMLSchema" xmlns:xs="http://www.w3.org/2001/XMLSchema" xmlns:p="http://schemas.microsoft.com/office/2006/metadata/properties" xmlns:ns2="32f33a6e-f018-4796-a6d6-b8c30f0661e9" xmlns:ns3="59ec22bb-74c1-4c3c-af96-122e757b18d2" targetNamespace="http://schemas.microsoft.com/office/2006/metadata/properties" ma:root="true" ma:fieldsID="6a225e97788944c998cfd0bee463245c" ns2:_="" ns3:_="">
     <xsd:import namespace="32f33a6e-f018-4796-a6d6-b8c30f0661e9"/>
+    <xsd:import namespace="59ec22bb-74c1-4c3c-af96-122e757b18d2"/>
     <xsd:element name="properties">
       <xsd:complexType>
         <xsd:sequence>
@@ -20392,6 +20416,11 @@
                 <xsd:element ref="ns2:MediaServiceMetadata" minOccurs="0"/>
                 <xsd:element ref="ns2:MediaServiceFastMetadata" minOccurs="0"/>
                 <xsd:element ref="ns2:MediaServiceSearchProperties" minOccurs="0"/>
+                <xsd:element ref="ns2:MediaServiceDateTaken" minOccurs="0"/>
+                <xsd:element ref="ns2:MediaServiceGenerationTime" minOccurs="0"/>
+                <xsd:element ref="ns2:MediaServiceEventHashCode" minOccurs="0"/>
+                <xsd:element ref="ns2:lcf76f155ced4ddcb4097134ff3c332f" minOccurs="0"/>
+                <xsd:element ref="ns3:TaxCatchAll" minOccurs="0"/>
               </xsd:all>
             </xsd:complexType>
           </xsd:element>
@@ -20417,6 +20446,43 @@
         <xsd:restriction base="dms:Note"/>
       </xsd:simpleType>
     </xsd:element>
+    <xsd:element name="MediaServiceDateTaken" ma:index="11" nillable="true" ma:displayName="MediaServiceDateTaken" ma:hidden="true" ma:indexed="true" ma:internalName="MediaServiceDateTaken" ma:readOnly="true">
+      <xsd:simpleType>
+        <xsd:restriction base="dms:Text"/>
+      </xsd:simpleType>
+    </xsd:element>
+    <xsd:element name="MediaServiceGenerationTime" ma:index="12" nillable="true" ma:displayName="MediaServiceGenerationTime" ma:hidden="true" ma:internalName="MediaServiceGenerationTime" ma:readOnly="true">
+      <xsd:simpleType>
+        <xsd:restriction base="dms:Text"/>
+      </xsd:simpleType>
+    </xsd:element>
+    <xsd:element name="MediaServiceEventHashCode" ma:index="13" nillable="true" ma:displayName="MediaServiceEventHashCode" ma:hidden="true" ma:internalName="MediaServiceEventHashCode" ma:readOnly="true">
+      <xsd:simpleType>
+        <xsd:restriction base="dms:Text"/>
+      </xsd:simpleType>
+    </xsd:element>
+    <xsd:element name="lcf76f155ced4ddcb4097134ff3c332f" ma:index="15" nillable="true" ma:taxonomy="true" ma:internalName="lcf76f155ced4ddcb4097134ff3c332f" ma:taxonomyFieldName="MediaServiceImageTags" ma:displayName="Etiquetas de Imagem" ma:readOnly="false" ma:fieldId="{5cf76f15-5ced-4ddc-b409-7134ff3c332f}" ma:taxonomyMulti="true" ma:sspId="1374c586-51ca-419d-b13a-551147e70874" ma:termSetId="09814cd3-568e-fe90-9814-8d621ff8fb84" ma:anchorId="fba54fb3-c3e1-fe81-a776-ca4b69148c4d" ma:open="true" ma:isKeyword="false">
+      <xsd:complexType>
+        <xsd:sequence>
+          <xsd:element ref="pc:Terms" minOccurs="0" maxOccurs="1"/>
+        </xsd:sequence>
+      </xsd:complexType>
+    </xsd:element>
+  </xsd:schema>
+  <xsd:schema xmlns:xsd="http://www.w3.org/2001/XMLSchema" xmlns:xs="http://www.w3.org/2001/XMLSchema" xmlns:dms="http://schemas.microsoft.com/office/2006/documentManagement/types" xmlns:pc="http://schemas.microsoft.com/office/infopath/2007/PartnerControls" targetNamespace="59ec22bb-74c1-4c3c-af96-122e757b18d2" elementFormDefault="qualified">
+    <xsd:import namespace="http://schemas.microsoft.com/office/2006/documentManagement/types"/>
+    <xsd:import namespace="http://schemas.microsoft.com/office/infopath/2007/PartnerControls"/>
+    <xsd:element name="TaxCatchAll" ma:index="16" nillable="true" ma:displayName="Taxonomy Catch All Column" ma:hidden="true" ma:list="{281605ea-d3cc-4310-8c97-aa0e64c9f496}" ma:internalName="TaxCatchAll" ma:showField="CatchAllData" ma:web="59ec22bb-74c1-4c3c-af96-122e757b18d2">
+      <xsd:complexType>
+        <xsd:complexContent>
+          <xsd:extension base="dms:MultiChoiceLookup">
+            <xsd:sequence>
+              <xsd:element name="Value" type="dms:Lookup" maxOccurs="unbounded" minOccurs="0" nillable="true"/>
+            </xsd:sequence>
+          </xsd:extension>
+        </xsd:complexContent>
+      </xsd:complexType>
+    </xsd:element>
   </xsd:schema>
   <xsd:schema xmlns="http://schemas.openxmlformats.org/package/2006/metadata/core-properties" xmlns:xsd="http://www.w3.org/2001/XMLSchema" xmlns:xsi="http://www.w3.org/2001/XMLSchema-instance" xmlns:dc="http://purl.org/dc/elements/1.1/" xmlns:dcterms="http://purl.org/dc/terms/" xmlns:odoc="http://schemas.microsoft.com/internal/obd" targetNamespace="http://schemas.openxmlformats.org/package/2006/metadata/core-properties" elementFormDefault="qualified" attributeFormDefault="unqualified" blockDefault="#all">
     <xsd:import namespace="http://purl.org/dc/elements/1.1/" schemaLocation="http://dublincore.org/schemas/xmls/qdc/2003/04/02/dc.xsd"/>
@@ -20427,8 +20493,8 @@
         <xsd:element ref="dc:creator" minOccurs="0" maxOccurs="1"/>
         <xsd:element ref="dcterms:created" minOccurs="0" maxOccurs="1"/>
         <xsd:element ref="dc:identifier" minOccurs="0" maxOccurs="1"/>
-        <xsd:element name="contentType" minOccurs="0" maxOccurs="1" type="xsd:string" ma:index="0" ma:displayName="Content Type"/>
-        <xsd:element ref="dc:title" minOccurs="0" maxOccurs="1" ma:index="4" ma:displayName="Title"/>
+        <xsd:element name="contentType" minOccurs="0" maxOccurs="1" type="xsd:string" ma:index="0" ma:displayName="Tipo de Conteúdo"/>
+        <xsd:element ref="dc:title" minOccurs="0" maxOccurs="1" ma:index="4" ma:displayName="Título"/>
         <xsd:element ref="dc:subject" minOccurs="0" maxOccurs="1"/>
         <xsd:element ref="dc:description" minOccurs="0" maxOccurs="1"/>
         <xsd:element name="keywords" minOccurs="0" maxOccurs="1" type="xsd:string"/>
@@ -20517,35 +20583,10 @@
 </ct:contentTypeSchema>
 </file>
 
-<file path=customXml/item2.xml><?xml version="1.0" encoding="utf-8"?>
-<?mso-contentType ?>
-<FormTemplates xmlns="http://schemas.microsoft.com/sharepoint/v3/contenttype/forms">
-  <Display>DocumentLibraryForm</Display>
-  <Edit>DocumentLibraryForm</Edit>
-  <New>DocumentLibraryForm</New>
-</FormTemplates>
-</file>
-
-<file path=customXml/item3.xml><?xml version="1.0" encoding="utf-8"?>
-<p:properties xmlns:p="http://schemas.microsoft.com/office/2006/metadata/properties" xmlns:xsi="http://www.w3.org/2001/XMLSchema-instance" xmlns:pc="http://schemas.microsoft.com/office/infopath/2007/PartnerControls">
-  <documentManagement/>
-</p:properties>
-</file>
-
 <file path=customXml/itemProps1.xml><?xml version="1.0" encoding="utf-8"?>
-<ds:datastoreItem xmlns:ds="http://schemas.openxmlformats.org/officeDocument/2006/customXml" ds:itemID="{F52B555A-106C-4E87-84B1-6079A1AFC34A}">
+<ds:datastoreItem xmlns:ds="http://schemas.openxmlformats.org/officeDocument/2006/customXml" ds:itemID="{EF278816-EC6F-A645-907D-7F25AECB1D4A}">
   <ds:schemaRefs>
-    <ds:schemaRef ds:uri="http://schemas.microsoft.com/office/2006/metadata/contentType"/>
-    <ds:schemaRef ds:uri="http://schemas.microsoft.com/office/2006/metadata/properties/metaAttributes"/>
-    <ds:schemaRef ds:uri="http://www.w3.org/2001/XMLSchema"/>
-    <ds:schemaRef ds:uri="http://schemas.microsoft.com/office/2006/metadata/properties"/>
-    <ds:schemaRef ds:uri="32f33a6e-f018-4796-a6d6-b8c30f0661e9"/>
-    <ds:schemaRef ds:uri="http://schemas.microsoft.com/office/2006/documentManagement/types"/>
-    <ds:schemaRef ds:uri="http://schemas.microsoft.com/office/infopath/2007/PartnerControls"/>
-    <ds:schemaRef ds:uri="http://schemas.openxmlformats.org/package/2006/metadata/core-properties"/>
-    <ds:schemaRef ds:uri="http://purl.org/dc/elements/1.1/"/>
-    <ds:schemaRef ds:uri="http://purl.org/dc/terms/"/>
-    <ds:schemaRef ds:uri="http://schemas.microsoft.com/internal/obd"/>
+    <ds:schemaRef ds:uri="http://schemas.openxmlformats.org/officeDocument/2006/bibliography"/>
   </ds:schemaRefs>
 </ds:datastoreItem>
 </file>
@@ -20565,4 +20606,8 @@
     <ds:schemaRef ds:uri="http://schemas.microsoft.com/office/infopath/2007/PartnerControls"/>
   </ds:schemaRefs>
 </ds:datastoreItem>
+</file>
+
+<file path=customXml/itemProps4.xml><?xml version="1.0" encoding="utf-8"?>
+<ds:datastoreItem xmlns:ds="http://schemas.openxmlformats.org/officeDocument/2006/customXml" ds:itemID="{044CF8F3-8643-4E6A-AF9C-6951163DB80B}"/>
 </file>